--- a/suppl/KNHANES/ml/CentralObesity__prediction_KNHANES.docx
+++ b/suppl/KNHANES/ml/CentralObesity__prediction_KNHANES.docx
@@ -305,7 +305,12 @@
         <w:pStyle w:val="Heading1"/>
       </w:pPr>
       <w:r>
-        <w:t>Tuning results — best parameters and CV auROC</w:t>
+        <w:t>Tuning and model selection — training-partition cross-validation</w:t>
+      </w:r>
+    </w:p>
+    <w:p>
+      <w:r>
+        <w:t>Hyperparameter search and between-model selection both use these training-partition cross-validated scores. The selection criterion is CV_combined, the mean of the cross-validated auROC and auPRC. The held-out partition is not consulted at this stage.</w:t>
       </w:r>
     </w:p>
     <w:tbl>
@@ -315,14 +320,16 @@
         <w:tblLook w:firstColumn="1" w:firstRow="1" w:lastColumn="0" w:lastRow="0" w:noHBand="0" w:noVBand="1" w:val="04A0"/>
       </w:tblPr>
       <w:tblGrid>
-        <w:gridCol w:w="2880"/>
-        <w:gridCol w:w="2880"/>
-        <w:gridCol w:w="2880"/>
+        <w:gridCol w:w="1728"/>
+        <w:gridCol w:w="1728"/>
+        <w:gridCol w:w="1728"/>
+        <w:gridCol w:w="1728"/>
+        <w:gridCol w:w="1728"/>
       </w:tblGrid>
       <w:tr>
         <w:tc>
           <w:tcPr>
-            <w:tcW w:type="dxa" w:w="2880"/>
+            <w:tcW w:type="dxa" w:w="1728"/>
           </w:tcPr>
           <w:p>
             <w:r>
@@ -332,7 +339,7 @@
         </w:tc>
         <w:tc>
           <w:tcPr>
-            <w:tcW w:type="dxa" w:w="2880"/>
+            <w:tcW w:type="dxa" w:w="1728"/>
           </w:tcPr>
           <w:p>
             <w:r>
@@ -342,7 +349,27 @@
         </w:tc>
         <w:tc>
           <w:tcPr>
-            <w:tcW w:type="dxa" w:w="2880"/>
+            <w:tcW w:type="dxa" w:w="1728"/>
+          </w:tcPr>
+          <w:p>
+            <w:r>
+              <w:t>CV_auPRC</w:t>
+            </w:r>
+          </w:p>
+        </w:tc>
+        <w:tc>
+          <w:tcPr>
+            <w:tcW w:type="dxa" w:w="1728"/>
+          </w:tcPr>
+          <w:p>
+            <w:r>
+              <w:t>CV_combined</w:t>
+            </w:r>
+          </w:p>
+        </w:tc>
+        <w:tc>
+          <w:tcPr>
+            <w:tcW w:type="dxa" w:w="1728"/>
           </w:tcPr>
           <w:p>
             <w:r>
@@ -354,7 +381,7 @@
       <w:tr>
         <w:tc>
           <w:tcPr>
-            <w:tcW w:type="dxa" w:w="2880"/>
+            <w:tcW w:type="dxa" w:w="1728"/>
           </w:tcPr>
           <w:p>
             <w:r>
@@ -364,7 +391,7 @@
         </w:tc>
         <w:tc>
           <w:tcPr>
-            <w:tcW w:type="dxa" w:w="2880"/>
+            <w:tcW w:type="dxa" w:w="1728"/>
           </w:tcPr>
           <w:p>
             <w:r>
@@ -374,7 +401,27 @@
         </w:tc>
         <w:tc>
           <w:tcPr>
-            <w:tcW w:type="dxa" w:w="2880"/>
+            <w:tcW w:type="dxa" w:w="1728"/>
+          </w:tcPr>
+          <w:p>
+            <w:r>
+              <w:t>0.9323</w:t>
+            </w:r>
+          </w:p>
+        </w:tc>
+        <w:tc>
+          <w:tcPr>
+            <w:tcW w:type="dxa" w:w="1728"/>
+          </w:tcPr>
+          <w:p>
+            <w:r>
+              <w:t>0.9298</w:t>
+            </w:r>
+          </w:p>
+        </w:tc>
+        <w:tc>
+          <w:tcPr>
+            <w:tcW w:type="dxa" w:w="1728"/>
           </w:tcPr>
           <w:p>
             <w:r>
@@ -386,7 +433,7 @@
       <w:tr>
         <w:tc>
           <w:tcPr>
-            <w:tcW w:type="dxa" w:w="2880"/>
+            <w:tcW w:type="dxa" w:w="1728"/>
           </w:tcPr>
           <w:p>
             <w:r>
@@ -396,7 +443,7 @@
         </w:tc>
         <w:tc>
           <w:tcPr>
-            <w:tcW w:type="dxa" w:w="2880"/>
+            <w:tcW w:type="dxa" w:w="1728"/>
           </w:tcPr>
           <w:p>
             <w:r>
@@ -406,7 +453,27 @@
         </w:tc>
         <w:tc>
           <w:tcPr>
-            <w:tcW w:type="dxa" w:w="2880"/>
+            <w:tcW w:type="dxa" w:w="1728"/>
+          </w:tcPr>
+          <w:p>
+            <w:r>
+              <w:t>0.9333</w:t>
+            </w:r>
+          </w:p>
+        </w:tc>
+        <w:tc>
+          <w:tcPr>
+            <w:tcW w:type="dxa" w:w="1728"/>
+          </w:tcPr>
+          <w:p>
+            <w:r>
+              <w:t>0.9297</w:t>
+            </w:r>
+          </w:p>
+        </w:tc>
+        <w:tc>
+          <w:tcPr>
+            <w:tcW w:type="dxa" w:w="1728"/>
           </w:tcPr>
           <w:p>
             <w:r>
@@ -418,7 +485,7 @@
       <w:tr>
         <w:tc>
           <w:tcPr>
-            <w:tcW w:type="dxa" w:w="2880"/>
+            <w:tcW w:type="dxa" w:w="1728"/>
           </w:tcPr>
           <w:p>
             <w:r>
@@ -428,7 +495,7 @@
         </w:tc>
         <w:tc>
           <w:tcPr>
-            <w:tcW w:type="dxa" w:w="2880"/>
+            <w:tcW w:type="dxa" w:w="1728"/>
           </w:tcPr>
           <w:p>
             <w:r>
@@ -438,7 +505,27 @@
         </w:tc>
         <w:tc>
           <w:tcPr>
-            <w:tcW w:type="dxa" w:w="2880"/>
+            <w:tcW w:type="dxa" w:w="1728"/>
+          </w:tcPr>
+          <w:p>
+            <w:r>
+              <w:t>0.9331</w:t>
+            </w:r>
+          </w:p>
+        </w:tc>
+        <w:tc>
+          <w:tcPr>
+            <w:tcW w:type="dxa" w:w="1728"/>
+          </w:tcPr>
+          <w:p>
+            <w:r>
+              <w:t>0.9298</w:t>
+            </w:r>
+          </w:p>
+        </w:tc>
+        <w:tc>
+          <w:tcPr>
+            <w:tcW w:type="dxa" w:w="1728"/>
           </w:tcPr>
           <w:p>
             <w:r>
@@ -453,7 +540,12 @@
         <w:pStyle w:val="Heading1"/>
       </w:pPr>
       <w:r>
-        <w:t>Full performance metrics (test set)</w:t>
+        <w:t>Held-out performance metrics</w:t>
+      </w:r>
+    </w:p>
+    <w:p>
+      <w:r>
+        <w:t>Reported for every candidate for transparency; only the model selected by CV_combined above is the prespecified final model. Rows are ordered by the CV selection criterion.</w:t>
       </w:r>
     </w:p>
     <w:tbl>
@@ -463,30 +555,31 @@
         <w:tblLook w:firstColumn="1" w:firstRow="1" w:lastColumn="0" w:lastRow="0" w:noHBand="0" w:noVBand="1" w:val="04A0"/>
       </w:tblPr>
       <w:tblGrid>
-        <w:gridCol w:w="455"/>
-        <w:gridCol w:w="455"/>
-        <w:gridCol w:w="455"/>
-        <w:gridCol w:w="455"/>
-        <w:gridCol w:w="455"/>
-        <w:gridCol w:w="455"/>
-        <w:gridCol w:w="455"/>
-        <w:gridCol w:w="455"/>
-        <w:gridCol w:w="455"/>
-        <w:gridCol w:w="455"/>
-        <w:gridCol w:w="455"/>
-        <w:gridCol w:w="455"/>
-        <w:gridCol w:w="455"/>
-        <w:gridCol w:w="455"/>
-        <w:gridCol w:w="455"/>
-        <w:gridCol w:w="455"/>
-        <w:gridCol w:w="455"/>
-        <w:gridCol w:w="455"/>
-        <w:gridCol w:w="455"/>
+        <w:gridCol w:w="432"/>
+        <w:gridCol w:w="432"/>
+        <w:gridCol w:w="432"/>
+        <w:gridCol w:w="432"/>
+        <w:gridCol w:w="432"/>
+        <w:gridCol w:w="432"/>
+        <w:gridCol w:w="432"/>
+        <w:gridCol w:w="432"/>
+        <w:gridCol w:w="432"/>
+        <w:gridCol w:w="432"/>
+        <w:gridCol w:w="432"/>
+        <w:gridCol w:w="432"/>
+        <w:gridCol w:w="432"/>
+        <w:gridCol w:w="432"/>
+        <w:gridCol w:w="432"/>
+        <w:gridCol w:w="432"/>
+        <w:gridCol w:w="432"/>
+        <w:gridCol w:w="432"/>
+        <w:gridCol w:w="432"/>
+        <w:gridCol w:w="432"/>
       </w:tblGrid>
       <w:tr>
         <w:tc>
           <w:tcPr>
-            <w:tcW w:type="dxa" w:w="455"/>
+            <w:tcW w:type="dxa" w:w="432"/>
           </w:tcPr>
           <w:p>
             <w:r>
@@ -496,7 +589,17 @@
         </w:tc>
         <w:tc>
           <w:tcPr>
-            <w:tcW w:type="dxa" w:w="455"/>
+            <w:tcW w:type="dxa" w:w="432"/>
+          </w:tcPr>
+          <w:p>
+            <w:r>
+              <w:t>CV_combined</w:t>
+            </w:r>
+          </w:p>
+        </w:tc>
+        <w:tc>
+          <w:tcPr>
+            <w:tcW w:type="dxa" w:w="432"/>
           </w:tcPr>
           <w:p>
             <w:r>
@@ -506,7 +609,7 @@
         </w:tc>
         <w:tc>
           <w:tcPr>
-            <w:tcW w:type="dxa" w:w="455"/>
+            <w:tcW w:type="dxa" w:w="432"/>
           </w:tcPr>
           <w:p>
             <w:r>
@@ -516,7 +619,7 @@
         </w:tc>
         <w:tc>
           <w:tcPr>
-            <w:tcW w:type="dxa" w:w="455"/>
+            <w:tcW w:type="dxa" w:w="432"/>
           </w:tcPr>
           <w:p>
             <w:r>
@@ -526,7 +629,7 @@
         </w:tc>
         <w:tc>
           <w:tcPr>
-            <w:tcW w:type="dxa" w:w="455"/>
+            <w:tcW w:type="dxa" w:w="432"/>
           </w:tcPr>
           <w:p>
             <w:r>
@@ -536,7 +639,7 @@
         </w:tc>
         <w:tc>
           <w:tcPr>
-            <w:tcW w:type="dxa" w:w="455"/>
+            <w:tcW w:type="dxa" w:w="432"/>
           </w:tcPr>
           <w:p>
             <w:r>
@@ -546,7 +649,7 @@
         </w:tc>
         <w:tc>
           <w:tcPr>
-            <w:tcW w:type="dxa" w:w="455"/>
+            <w:tcW w:type="dxa" w:w="432"/>
           </w:tcPr>
           <w:p>
             <w:r>
@@ -556,7 +659,7 @@
         </w:tc>
         <w:tc>
           <w:tcPr>
-            <w:tcW w:type="dxa" w:w="455"/>
+            <w:tcW w:type="dxa" w:w="432"/>
           </w:tcPr>
           <w:p>
             <w:r>
@@ -566,7 +669,7 @@
         </w:tc>
         <w:tc>
           <w:tcPr>
-            <w:tcW w:type="dxa" w:w="455"/>
+            <w:tcW w:type="dxa" w:w="432"/>
           </w:tcPr>
           <w:p>
             <w:r>
@@ -576,7 +679,7 @@
         </w:tc>
         <w:tc>
           <w:tcPr>
-            <w:tcW w:type="dxa" w:w="455"/>
+            <w:tcW w:type="dxa" w:w="432"/>
           </w:tcPr>
           <w:p>
             <w:r>
@@ -586,7 +689,7 @@
         </w:tc>
         <w:tc>
           <w:tcPr>
-            <w:tcW w:type="dxa" w:w="455"/>
+            <w:tcW w:type="dxa" w:w="432"/>
           </w:tcPr>
           <w:p>
             <w:r>
@@ -596,7 +699,7 @@
         </w:tc>
         <w:tc>
           <w:tcPr>
-            <w:tcW w:type="dxa" w:w="455"/>
+            <w:tcW w:type="dxa" w:w="432"/>
           </w:tcPr>
           <w:p>
             <w:r>
@@ -606,7 +709,7 @@
         </w:tc>
         <w:tc>
           <w:tcPr>
-            <w:tcW w:type="dxa" w:w="455"/>
+            <w:tcW w:type="dxa" w:w="432"/>
           </w:tcPr>
           <w:p>
             <w:r>
@@ -616,7 +719,7 @@
         </w:tc>
         <w:tc>
           <w:tcPr>
-            <w:tcW w:type="dxa" w:w="455"/>
+            <w:tcW w:type="dxa" w:w="432"/>
           </w:tcPr>
           <w:p>
             <w:r>
@@ -626,7 +729,7 @@
         </w:tc>
         <w:tc>
           <w:tcPr>
-            <w:tcW w:type="dxa" w:w="455"/>
+            <w:tcW w:type="dxa" w:w="432"/>
           </w:tcPr>
           <w:p>
             <w:r>
@@ -636,7 +739,7 @@
         </w:tc>
         <w:tc>
           <w:tcPr>
-            <w:tcW w:type="dxa" w:w="455"/>
+            <w:tcW w:type="dxa" w:w="432"/>
           </w:tcPr>
           <w:p>
             <w:r>
@@ -646,7 +749,7 @@
         </w:tc>
         <w:tc>
           <w:tcPr>
-            <w:tcW w:type="dxa" w:w="455"/>
+            <w:tcW w:type="dxa" w:w="432"/>
           </w:tcPr>
           <w:p>
             <w:r>
@@ -656,7 +759,7 @@
         </w:tc>
         <w:tc>
           <w:tcPr>
-            <w:tcW w:type="dxa" w:w="455"/>
+            <w:tcW w:type="dxa" w:w="432"/>
           </w:tcPr>
           <w:p>
             <w:r>
@@ -666,7 +769,7 @@
         </w:tc>
         <w:tc>
           <w:tcPr>
-            <w:tcW w:type="dxa" w:w="455"/>
+            <w:tcW w:type="dxa" w:w="432"/>
           </w:tcPr>
           <w:p>
             <w:r>
@@ -678,77 +781,289 @@
       <w:tr>
         <w:tc>
           <w:tcPr>
-            <w:tcW w:type="dxa" w:w="455"/>
+            <w:tcW w:type="dxa" w:w="432"/>
           </w:tcPr>
           <w:p>
             <w:r>
-              <w:t>HistGradientBoosting</w:t>
+              <w:t>LogisticRegression</w:t>
             </w:r>
           </w:p>
         </w:tc>
         <w:tc>
           <w:tcPr>
-            <w:tcW w:type="dxa" w:w="455"/>
+            <w:tcW w:type="dxa" w:w="432"/>
           </w:tcPr>
           <w:p>
             <w:r>
-              <w:t>842</w:t>
+              <w:t>0.9298</w:t>
             </w:r>
           </w:p>
         </w:tc>
         <w:tc>
           <w:tcPr>
-            <w:tcW w:type="dxa" w:w="455"/>
+            <w:tcW w:type="dxa" w:w="432"/>
           </w:tcPr>
           <w:p>
             <w:r>
-              <w:t>675</w:t>
+              <w:t>826</w:t>
             </w:r>
           </w:p>
         </w:tc>
         <w:tc>
           <w:tcPr>
-            <w:tcW w:type="dxa" w:w="455"/>
+            <w:tcW w:type="dxa" w:w="432"/>
           </w:tcPr>
           <w:p>
             <w:r>
-              <w:t>153</w:t>
+              <w:t>680</w:t>
             </w:r>
           </w:p>
         </w:tc>
         <w:tc>
           <w:tcPr>
-            <w:tcW w:type="dxa" w:w="455"/>
+            <w:tcW w:type="dxa" w:w="432"/>
           </w:tcPr>
           <w:p>
             <w:r>
-              <w:t>130</w:t>
+              <w:t>148</w:t>
             </w:r>
           </w:p>
         </w:tc>
         <w:tc>
           <w:tcPr>
-            <w:tcW w:type="dxa" w:w="455"/>
+            <w:tcW w:type="dxa" w:w="432"/>
           </w:tcPr>
           <w:p>
             <w:r>
-              <w:t>0.8663</w:t>
+              <w:t>146</w:t>
             </w:r>
           </w:p>
         </w:tc>
         <w:tc>
           <w:tcPr>
-            <w:tcW w:type="dxa" w:w="455"/>
+            <w:tcW w:type="dxa" w:w="432"/>
           </w:tcPr>
           <w:p>
             <w:r>
-              <w:t>0.8152</w:t>
+              <w:t>0.8498</w:t>
             </w:r>
           </w:p>
         </w:tc>
         <w:tc>
           <w:tcPr>
-            <w:tcW w:type="dxa" w:w="455"/>
+            <w:tcW w:type="dxa" w:w="432"/>
+          </w:tcPr>
+          <w:p>
+            <w:r>
+              <w:t>0.8213</w:t>
+            </w:r>
+          </w:p>
+        </w:tc>
+        <w:tc>
+          <w:tcPr>
+            <w:tcW w:type="dxa" w:w="432"/>
+          </w:tcPr>
+          <w:p>
+            <w:r>
+              <w:t>0.848</w:t>
+            </w:r>
+          </w:p>
+        </w:tc>
+        <w:tc>
+          <w:tcPr>
+            <w:tcW w:type="dxa" w:w="432"/>
+          </w:tcPr>
+          <w:p>
+            <w:r>
+              <w:t>0.8232</w:t>
+            </w:r>
+          </w:p>
+        </w:tc>
+        <w:tc>
+          <w:tcPr>
+            <w:tcW w:type="dxa" w:w="432"/>
+          </w:tcPr>
+          <w:p>
+            <w:r>
+              <w:t>0.8367</w:t>
+            </w:r>
+          </w:p>
+        </w:tc>
+        <w:tc>
+          <w:tcPr>
+            <w:tcW w:type="dxa" w:w="432"/>
+          </w:tcPr>
+          <w:p>
+            <w:r>
+              <w:t>0.8355</w:t>
+            </w:r>
+          </w:p>
+        </w:tc>
+        <w:tc>
+          <w:tcPr>
+            <w:tcW w:type="dxa" w:w="432"/>
+          </w:tcPr>
+          <w:p>
+            <w:r>
+              <w:t>0.8489</w:t>
+            </w:r>
+          </w:p>
+        </w:tc>
+        <w:tc>
+          <w:tcPr>
+            <w:tcW w:type="dxa" w:w="432"/>
+          </w:tcPr>
+          <w:p>
+            <w:r>
+              <w:t>0.6712</w:t>
+            </w:r>
+          </w:p>
+        </w:tc>
+        <w:tc>
+          <w:tcPr>
+            <w:tcW w:type="dxa" w:w="432"/>
+          </w:tcPr>
+          <w:p>
+            <w:r>
+              <w:t>0.6712</w:t>
+            </w:r>
+          </w:p>
+        </w:tc>
+        <w:tc>
+          <w:tcPr>
+            <w:tcW w:type="dxa" w:w="432"/>
+          </w:tcPr>
+          <w:p>
+            <w:r>
+              <w:t>0.9248</w:t>
+            </w:r>
+          </w:p>
+        </w:tc>
+        <w:tc>
+          <w:tcPr>
+            <w:tcW w:type="dxa" w:w="432"/>
+          </w:tcPr>
+          <w:p>
+            <w:r>
+              <w:t>0.9325</w:t>
+            </w:r>
+          </w:p>
+        </w:tc>
+        <w:tc>
+          <w:tcPr>
+            <w:tcW w:type="dxa" w:w="432"/>
+          </w:tcPr>
+          <w:p>
+            <w:r>
+              <w:t>0.3493</w:t>
+            </w:r>
+          </w:p>
+        </w:tc>
+        <w:tc>
+          <w:tcPr>
+            <w:tcW w:type="dxa" w:w="432"/>
+          </w:tcPr>
+          <w:p>
+            <w:r>
+              <w:t>0.1108</w:t>
+            </w:r>
+          </w:p>
+        </w:tc>
+        <w:tc>
+          <w:tcPr>
+            <w:tcW w:type="dxa" w:w="432"/>
+          </w:tcPr>
+          <w:p>
+            <w:r>
+              <w:t>0.9287</w:t>
+            </w:r>
+          </w:p>
+        </w:tc>
+      </w:tr>
+      <w:tr>
+        <w:tc>
+          <w:tcPr>
+            <w:tcW w:type="dxa" w:w="432"/>
+          </w:tcPr>
+          <w:p>
+            <w:r>
+              <w:t>XGBoost</w:t>
+            </w:r>
+          </w:p>
+        </w:tc>
+        <w:tc>
+          <w:tcPr>
+            <w:tcW w:type="dxa" w:w="432"/>
+          </w:tcPr>
+          <w:p>
+            <w:r>
+              <w:t>0.9298</w:t>
+            </w:r>
+          </w:p>
+        </w:tc>
+        <w:tc>
+          <w:tcPr>
+            <w:tcW w:type="dxa" w:w="432"/>
+          </w:tcPr>
+          <w:p>
+            <w:r>
+              <w:t>847</w:t>
+            </w:r>
+          </w:p>
+        </w:tc>
+        <w:tc>
+          <w:tcPr>
+            <w:tcW w:type="dxa" w:w="432"/>
+          </w:tcPr>
+          <w:p>
+            <w:r>
+              <w:t>674</w:t>
+            </w:r>
+          </w:p>
+        </w:tc>
+        <w:tc>
+          <w:tcPr>
+            <w:tcW w:type="dxa" w:w="432"/>
+          </w:tcPr>
+          <w:p>
+            <w:r>
+              <w:t>154</w:t>
+            </w:r>
+          </w:p>
+        </w:tc>
+        <w:tc>
+          <w:tcPr>
+            <w:tcW w:type="dxa" w:w="432"/>
+          </w:tcPr>
+          <w:p>
+            <w:r>
+              <w:t>125</w:t>
+            </w:r>
+          </w:p>
+        </w:tc>
+        <w:tc>
+          <w:tcPr>
+            <w:tcW w:type="dxa" w:w="432"/>
+          </w:tcPr>
+          <w:p>
+            <w:r>
+              <w:t>0.8714</w:t>
+            </w:r>
+          </w:p>
+        </w:tc>
+        <w:tc>
+          <w:tcPr>
+            <w:tcW w:type="dxa" w:w="432"/>
+          </w:tcPr>
+          <w:p>
+            <w:r>
+              <w:t>0.814</w:t>
+            </w:r>
+          </w:p>
+        </w:tc>
+        <w:tc>
+          <w:tcPr>
+            <w:tcW w:type="dxa" w:w="432"/>
           </w:tcPr>
           <w:p>
             <w:r>
@@ -758,199 +1073,7 @@
         </w:tc>
         <w:tc>
           <w:tcPr>
-            <w:tcW w:type="dxa" w:w="455"/>
-          </w:tcPr>
-          <w:p>
-            <w:r>
-              <w:t>0.8385</w:t>
-            </w:r>
-          </w:p>
-        </w:tc>
-        <w:tc>
-          <w:tcPr>
-            <w:tcW w:type="dxa" w:w="455"/>
-          </w:tcPr>
-          <w:p>
-            <w:r>
-              <w:t>0.8428</w:t>
-            </w:r>
-          </w:p>
-        </w:tc>
-        <w:tc>
-          <w:tcPr>
-            <w:tcW w:type="dxa" w:w="455"/>
-          </w:tcPr>
-          <w:p>
-            <w:r>
-              <w:t>0.8407</w:t>
-            </w:r>
-          </w:p>
-        </w:tc>
-        <w:tc>
-          <w:tcPr>
-            <w:tcW w:type="dxa" w:w="455"/>
-          </w:tcPr>
-          <w:p>
-            <w:r>
-              <w:t>0.8561</w:t>
-            </w:r>
-          </w:p>
-        </w:tc>
-        <w:tc>
-          <w:tcPr>
-            <w:tcW w:type="dxa" w:w="455"/>
-          </w:tcPr>
-          <w:p>
-            <w:r>
-              <w:t>0.6831</w:t>
-            </w:r>
-          </w:p>
-        </w:tc>
-        <w:tc>
-          <w:tcPr>
-            <w:tcW w:type="dxa" w:w="455"/>
-          </w:tcPr>
-          <w:p>
-            <w:r>
-              <w:t>0.6829</w:t>
-            </w:r>
-          </w:p>
-        </w:tc>
-        <w:tc>
-          <w:tcPr>
-            <w:tcW w:type="dxa" w:w="455"/>
-          </w:tcPr>
-          <w:p>
-            <w:r>
-              <w:t>0.9272</w:t>
-            </w:r>
-          </w:p>
-        </w:tc>
-        <w:tc>
-          <w:tcPr>
-            <w:tcW w:type="dxa" w:w="455"/>
-          </w:tcPr>
-          <w:p>
-            <w:r>
-              <w:t>0.9372</w:t>
-            </w:r>
-          </w:p>
-        </w:tc>
-        <w:tc>
-          <w:tcPr>
-            <w:tcW w:type="dxa" w:w="455"/>
-          </w:tcPr>
-          <w:p>
-            <w:r>
-              <w:t>0.3394</w:t>
-            </w:r>
-          </w:p>
-        </w:tc>
-        <w:tc>
-          <w:tcPr>
-            <w:tcW w:type="dxa" w:w="455"/>
-          </w:tcPr>
-          <w:p>
-            <w:r>
-              <w:t>0.1088</w:t>
-            </w:r>
-          </w:p>
-        </w:tc>
-        <w:tc>
-          <w:tcPr>
-            <w:tcW w:type="dxa" w:w="455"/>
-          </w:tcPr>
-          <w:p>
-            <w:r>
-              <w:t>0.9322</w:t>
-            </w:r>
-          </w:p>
-        </w:tc>
-      </w:tr>
-      <w:tr>
-        <w:tc>
-          <w:tcPr>
-            <w:tcW w:type="dxa" w:w="455"/>
-          </w:tcPr>
-          <w:p>
-            <w:r>
-              <w:t>XGBoost</w:t>
-            </w:r>
-          </w:p>
-        </w:tc>
-        <w:tc>
-          <w:tcPr>
-            <w:tcW w:type="dxa" w:w="455"/>
-          </w:tcPr>
-          <w:p>
-            <w:r>
-              <w:t>847</w:t>
-            </w:r>
-          </w:p>
-        </w:tc>
-        <w:tc>
-          <w:tcPr>
-            <w:tcW w:type="dxa" w:w="455"/>
-          </w:tcPr>
-          <w:p>
-            <w:r>
-              <w:t>674</w:t>
-            </w:r>
-          </w:p>
-        </w:tc>
-        <w:tc>
-          <w:tcPr>
-            <w:tcW w:type="dxa" w:w="455"/>
-          </w:tcPr>
-          <w:p>
-            <w:r>
-              <w:t>154</w:t>
-            </w:r>
-          </w:p>
-        </w:tc>
-        <w:tc>
-          <w:tcPr>
-            <w:tcW w:type="dxa" w:w="455"/>
-          </w:tcPr>
-          <w:p>
-            <w:r>
-              <w:t>125</w:t>
-            </w:r>
-          </w:p>
-        </w:tc>
-        <w:tc>
-          <w:tcPr>
-            <w:tcW w:type="dxa" w:w="455"/>
-          </w:tcPr>
-          <w:p>
-            <w:r>
-              <w:t>0.8714</w:t>
-            </w:r>
-          </w:p>
-        </w:tc>
-        <w:tc>
-          <w:tcPr>
-            <w:tcW w:type="dxa" w:w="455"/>
-          </w:tcPr>
-          <w:p>
-            <w:r>
-              <w:t>0.814</w:t>
-            </w:r>
-          </w:p>
-        </w:tc>
-        <w:tc>
-          <w:tcPr>
-            <w:tcW w:type="dxa" w:w="455"/>
-          </w:tcPr>
-          <w:p>
-            <w:r>
-              <w:t>0.8462</w:t>
-            </w:r>
-          </w:p>
-        </w:tc>
-        <w:tc>
-          <w:tcPr>
-            <w:tcW w:type="dxa" w:w="455"/>
+            <w:tcW w:type="dxa" w:w="432"/>
           </w:tcPr>
           <w:p>
             <w:r>
@@ -960,7 +1083,7 @@
         </w:tc>
         <w:tc>
           <w:tcPr>
-            <w:tcW w:type="dxa" w:w="455"/>
+            <w:tcW w:type="dxa" w:w="432"/>
           </w:tcPr>
           <w:p>
             <w:r>
@@ -970,7 +1093,7 @@
         </w:tc>
         <w:tc>
           <w:tcPr>
-            <w:tcW w:type="dxa" w:w="455"/>
+            <w:tcW w:type="dxa" w:w="432"/>
           </w:tcPr>
           <w:p>
             <w:r>
@@ -980,7 +1103,7 @@
         </w:tc>
         <w:tc>
           <w:tcPr>
-            <w:tcW w:type="dxa" w:w="455"/>
+            <w:tcW w:type="dxa" w:w="432"/>
           </w:tcPr>
           <w:p>
             <w:r>
@@ -990,7 +1113,7 @@
         </w:tc>
         <w:tc>
           <w:tcPr>
-            <w:tcW w:type="dxa" w:w="455"/>
+            <w:tcW w:type="dxa" w:w="432"/>
           </w:tcPr>
           <w:p>
             <w:r>
@@ -1000,7 +1123,7 @@
         </w:tc>
         <w:tc>
           <w:tcPr>
-            <w:tcW w:type="dxa" w:w="455"/>
+            <w:tcW w:type="dxa" w:w="432"/>
           </w:tcPr>
           <w:p>
             <w:r>
@@ -1010,7 +1133,7 @@
         </w:tc>
         <w:tc>
           <w:tcPr>
-            <w:tcW w:type="dxa" w:w="455"/>
+            <w:tcW w:type="dxa" w:w="432"/>
           </w:tcPr>
           <w:p>
             <w:r>
@@ -1020,7 +1143,7 @@
         </w:tc>
         <w:tc>
           <w:tcPr>
-            <w:tcW w:type="dxa" w:w="455"/>
+            <w:tcW w:type="dxa" w:w="432"/>
           </w:tcPr>
           <w:p>
             <w:r>
@@ -1030,7 +1153,7 @@
         </w:tc>
         <w:tc>
           <w:tcPr>
-            <w:tcW w:type="dxa" w:w="455"/>
+            <w:tcW w:type="dxa" w:w="432"/>
           </w:tcPr>
           <w:p>
             <w:r>
@@ -1040,7 +1163,7 @@
         </w:tc>
         <w:tc>
           <w:tcPr>
-            <w:tcW w:type="dxa" w:w="455"/>
+            <w:tcW w:type="dxa" w:w="432"/>
           </w:tcPr>
           <w:p>
             <w:r>
@@ -1050,7 +1173,7 @@
         </w:tc>
         <w:tc>
           <w:tcPr>
-            <w:tcW w:type="dxa" w:w="455"/>
+            <w:tcW w:type="dxa" w:w="432"/>
           </w:tcPr>
           <w:p>
             <w:r>
@@ -1062,191 +1185,201 @@
       <w:tr>
         <w:tc>
           <w:tcPr>
-            <w:tcW w:type="dxa" w:w="455"/>
+            <w:tcW w:type="dxa" w:w="432"/>
           </w:tcPr>
           <w:p>
             <w:r>
-              <w:t>LogisticRegression</w:t>
+              <w:t>HistGradientBoosting</w:t>
             </w:r>
           </w:p>
         </w:tc>
         <w:tc>
           <w:tcPr>
-            <w:tcW w:type="dxa" w:w="455"/>
+            <w:tcW w:type="dxa" w:w="432"/>
           </w:tcPr>
           <w:p>
             <w:r>
-              <w:t>826</w:t>
+              <w:t>0.9297</w:t>
             </w:r>
           </w:p>
         </w:tc>
         <w:tc>
           <w:tcPr>
-            <w:tcW w:type="dxa" w:w="455"/>
+            <w:tcW w:type="dxa" w:w="432"/>
           </w:tcPr>
           <w:p>
             <w:r>
-              <w:t>681</w:t>
+              <w:t>842</w:t>
             </w:r>
           </w:p>
         </w:tc>
         <w:tc>
           <w:tcPr>
-            <w:tcW w:type="dxa" w:w="455"/>
+            <w:tcW w:type="dxa" w:w="432"/>
           </w:tcPr>
           <w:p>
             <w:r>
-              <w:t>147</w:t>
+              <w:t>675</w:t>
             </w:r>
           </w:p>
         </w:tc>
         <w:tc>
           <w:tcPr>
-            <w:tcW w:type="dxa" w:w="455"/>
+            <w:tcW w:type="dxa" w:w="432"/>
           </w:tcPr>
           <w:p>
             <w:r>
-              <w:t>146</w:t>
+              <w:t>153</w:t>
             </w:r>
           </w:p>
         </w:tc>
         <w:tc>
           <w:tcPr>
-            <w:tcW w:type="dxa" w:w="455"/>
+            <w:tcW w:type="dxa" w:w="432"/>
           </w:tcPr>
           <w:p>
             <w:r>
-              <w:t>0.8498</w:t>
+              <w:t>130</w:t>
             </w:r>
           </w:p>
         </w:tc>
         <w:tc>
           <w:tcPr>
-            <w:tcW w:type="dxa" w:w="455"/>
+            <w:tcW w:type="dxa" w:w="432"/>
           </w:tcPr>
           <w:p>
             <w:r>
-              <w:t>0.8225</w:t>
+              <w:t>0.8663</w:t>
             </w:r>
           </w:p>
         </w:tc>
         <w:tc>
           <w:tcPr>
-            <w:tcW w:type="dxa" w:w="455"/>
+            <w:tcW w:type="dxa" w:w="432"/>
           </w:tcPr>
           <w:p>
             <w:r>
-              <w:t>0.8489</w:t>
+              <w:t>0.8152</w:t>
             </w:r>
           </w:p>
         </w:tc>
         <w:tc>
           <w:tcPr>
-            <w:tcW w:type="dxa" w:w="455"/>
+            <w:tcW w:type="dxa" w:w="432"/>
           </w:tcPr>
           <w:p>
             <w:r>
-              <w:t>0.8235</w:t>
+              <w:t>0.8462</w:t>
             </w:r>
           </w:p>
         </w:tc>
         <w:tc>
           <w:tcPr>
-            <w:tcW w:type="dxa" w:w="455"/>
+            <w:tcW w:type="dxa" w:w="432"/>
           </w:tcPr>
           <w:p>
             <w:r>
-              <w:t>0.8372</w:t>
+              <w:t>0.8385</w:t>
             </w:r>
           </w:p>
         </w:tc>
         <w:tc>
           <w:tcPr>
-            <w:tcW w:type="dxa" w:w="455"/>
+            <w:tcW w:type="dxa" w:w="432"/>
           </w:tcPr>
           <w:p>
             <w:r>
-              <w:t>0.8361</w:t>
+              <w:t>0.8428</w:t>
             </w:r>
           </w:p>
         </w:tc>
         <w:tc>
           <w:tcPr>
-            <w:tcW w:type="dxa" w:w="455"/>
+            <w:tcW w:type="dxa" w:w="432"/>
           </w:tcPr>
           <w:p>
             <w:r>
-              <w:t>0.8494</w:t>
+              <w:t>0.8407</w:t>
             </w:r>
           </w:p>
         </w:tc>
         <w:tc>
           <w:tcPr>
-            <w:tcW w:type="dxa" w:w="455"/>
+            <w:tcW w:type="dxa" w:w="432"/>
           </w:tcPr>
           <w:p>
             <w:r>
-              <w:t>0.6723</w:t>
+              <w:t>0.8561</w:t>
             </w:r>
           </w:p>
         </w:tc>
         <w:tc>
           <w:tcPr>
-            <w:tcW w:type="dxa" w:w="455"/>
+            <w:tcW w:type="dxa" w:w="432"/>
           </w:tcPr>
           <w:p>
             <w:r>
-              <w:t>0.6723</w:t>
+              <w:t>0.6831</w:t>
             </w:r>
           </w:p>
         </w:tc>
         <w:tc>
           <w:tcPr>
-            <w:tcW w:type="dxa" w:w="455"/>
+            <w:tcW w:type="dxa" w:w="432"/>
           </w:tcPr>
           <w:p>
             <w:r>
-              <w:t>0.9248</w:t>
+              <w:t>0.6829</w:t>
             </w:r>
           </w:p>
         </w:tc>
         <w:tc>
           <w:tcPr>
-            <w:tcW w:type="dxa" w:w="455"/>
+            <w:tcW w:type="dxa" w:w="432"/>
           </w:tcPr>
           <w:p>
             <w:r>
-              <w:t>0.9326</w:t>
+              <w:t>0.9272</w:t>
             </w:r>
           </w:p>
         </w:tc>
         <w:tc>
           <w:tcPr>
-            <w:tcW w:type="dxa" w:w="455"/>
+            <w:tcW w:type="dxa" w:w="432"/>
           </w:tcPr>
           <w:p>
             <w:r>
-              <w:t>0.3492</w:t>
+              <w:t>0.9372</w:t>
             </w:r>
           </w:p>
         </w:tc>
         <w:tc>
           <w:tcPr>
-            <w:tcW w:type="dxa" w:w="455"/>
+            <w:tcW w:type="dxa" w:w="432"/>
           </w:tcPr>
           <w:p>
             <w:r>
-              <w:t>0.1108</w:t>
+              <w:t>0.3394</w:t>
             </w:r>
           </w:p>
         </w:tc>
         <w:tc>
           <w:tcPr>
-            <w:tcW w:type="dxa" w:w="455"/>
+            <w:tcW w:type="dxa" w:w="432"/>
           </w:tcPr>
           <w:p>
             <w:r>
-              <w:t>0.9287</w:t>
+              <w:t>0.1088</w:t>
+            </w:r>
+          </w:p>
+        </w:tc>
+        <w:tc>
+          <w:tcPr>
+            <w:tcW w:type="dxa" w:w="432"/>
+          </w:tcPr>
+          <w:p>
+            <w:r>
+              <w:t>0.9322</w:t>
             </w:r>
           </w:p>
         </w:tc>
@@ -1301,12 +1434,12 @@
         <w:pStyle w:val="Heading1"/>
       </w:pPr>
       <w:r>
-        <w:t>Selected final model — HistGradientBoosting (combined=0.9322)</w:t>
+        <w:t>Selected final model — LogisticRegression (CV combined=0.9298; held-out auROC=0.9248)</w:t>
       </w:r>
     </w:p>
     <w:p>
       <w:r>
-        <w:t>Among 3 candidate models, HistGradientBoosting achieved the highest combined score, with an area under the receiver operating characteristic curve of 0.9272 and area under the precision-recall curve of 0.9372.</w:t>
+        <w:t>Among 3 candidate models, LogisticRegression achieved the highest cross-validated combined score (0.9298) within the training partition and was selected on that basis. Refitted on the complete training partition and evaluated once on the untouched held-out partition, it reached an area under the receiver operating characteristic curve of 0.9248 and an area under the precision-recall curve of 0.9325.</w:t>
       </w:r>
     </w:p>
     <w:p>
@@ -1465,7 +1598,7 @@
           </w:tcPr>
           <w:p>
             <w:r>
-              <w:t>961.0</w:t>
+              <w:t>960.0</w:t>
             </w:r>
           </w:p>
         </w:tc>
@@ -1475,7 +1608,7 @@
           </w:tcPr>
           <w:p>
             <w:r>
-              <w:t>428.0</w:t>
+              <w:t>396.0</w:t>
             </w:r>
           </w:p>
         </w:tc>
@@ -1485,7 +1618,7 @@
           </w:tcPr>
           <w:p>
             <w:r>
-              <w:t>400.0</w:t>
+              <w:t>432.0</w:t>
             </w:r>
           </w:p>
         </w:tc>
@@ -1495,7 +1628,7 @@
           </w:tcPr>
           <w:p>
             <w:r>
-              <w:t>11.0</w:t>
+              <w:t>12.0</w:t>
             </w:r>
           </w:p>
         </w:tc>
@@ -1505,7 +1638,7 @@
           </w:tcPr>
           <w:p>
             <w:r>
-              <w:t>0.989</w:t>
+              <w:t>0.988</w:t>
             </w:r>
           </w:p>
         </w:tc>
@@ -1515,7 +1648,7 @@
           </w:tcPr>
           <w:p>
             <w:r>
-              <w:t>0.517</w:t>
+              <w:t>0.478</w:t>
             </w:r>
           </w:p>
         </w:tc>
@@ -1525,7 +1658,7 @@
           </w:tcPr>
           <w:p>
             <w:r>
-              <w:t>0.706</w:t>
+              <w:t>0.69</w:t>
             </w:r>
           </w:p>
         </w:tc>
@@ -1535,7 +1668,7 @@
           </w:tcPr>
           <w:p>
             <w:r>
-              <w:t>0.975</w:t>
+              <w:t>0.971</w:t>
             </w:r>
           </w:p>
         </w:tc>
@@ -1545,7 +1678,7 @@
           </w:tcPr>
           <w:p>
             <w:r>
-              <w:t>0.824</w:t>
+              <w:t>0.812</w:t>
             </w:r>
           </w:p>
         </w:tc>
@@ -1555,7 +1688,7 @@
           </w:tcPr>
           <w:p>
             <w:r>
-              <w:t>0.772</w:t>
+              <w:t>0.753</w:t>
             </w:r>
           </w:p>
         </w:tc>
@@ -1577,7 +1710,7 @@
           </w:tcPr>
           <w:p>
             <w:r>
-              <w:t>940.0</w:t>
+              <w:t>932.0</w:t>
             </w:r>
           </w:p>
         </w:tc>
@@ -1607,7 +1740,7 @@
           </w:tcPr>
           <w:p>
             <w:r>
-              <w:t>32.0</w:t>
+              <w:t>40.0</w:t>
             </w:r>
           </w:p>
         </w:tc>
@@ -1617,7 +1750,7 @@
           </w:tcPr>
           <w:p>
             <w:r>
-              <w:t>0.967</w:t>
+              <w:t>0.959</w:t>
             </w:r>
           </w:p>
         </w:tc>
@@ -1637,7 +1770,7 @@
           </w:tcPr>
           <w:p>
             <w:r>
-              <w:t>0.754</w:t>
+              <w:t>0.752</w:t>
             </w:r>
           </w:p>
         </w:tc>
@@ -1647,7 +1780,7 @@
           </w:tcPr>
           <w:p>
             <w:r>
-              <w:t>0.942</w:t>
+              <w:t>0.929</w:t>
             </w:r>
           </w:p>
         </w:tc>
@@ -1657,7 +1790,7 @@
           </w:tcPr>
           <w:p>
             <w:r>
-              <w:t>0.847</w:t>
+              <w:t>0.843</w:t>
             </w:r>
           </w:p>
         </w:tc>
@@ -1667,7 +1800,7 @@
           </w:tcPr>
           <w:p>
             <w:r>
-              <w:t>0.812</w:t>
+              <w:t>0.807</w:t>
             </w:r>
           </w:p>
         </w:tc>
@@ -1689,7 +1822,7 @@
           </w:tcPr>
           <w:p>
             <w:r>
-              <w:t>912.0</w:t>
+              <w:t>903.0</w:t>
             </w:r>
           </w:p>
         </w:tc>
@@ -1699,7 +1832,7 @@
           </w:tcPr>
           <w:p>
             <w:r>
-              <w:t>583.0</w:t>
+              <w:t>584.0</w:t>
             </w:r>
           </w:p>
         </w:tc>
@@ -1709,7 +1842,7 @@
           </w:tcPr>
           <w:p>
             <w:r>
-              <w:t>245.0</w:t>
+              <w:t>244.0</w:t>
             </w:r>
           </w:p>
         </w:tc>
@@ -1719,7 +1852,7 @@
           </w:tcPr>
           <w:p>
             <w:r>
-              <w:t>60.0</w:t>
+              <w:t>69.0</w:t>
             </w:r>
           </w:p>
         </w:tc>
@@ -1729,7 +1862,7 @@
           </w:tcPr>
           <w:p>
             <w:r>
-              <w:t>0.938</w:t>
+              <w:t>0.929</w:t>
             </w:r>
           </w:p>
         </w:tc>
@@ -1739,7 +1872,7 @@
           </w:tcPr>
           <w:p>
             <w:r>
-              <w:t>0.704</w:t>
+              <w:t>0.705</w:t>
             </w:r>
           </w:p>
         </w:tc>
@@ -1749,7 +1882,7 @@
           </w:tcPr>
           <w:p>
             <w:r>
-              <w:t>0.788</w:t>
+              <w:t>0.787</w:t>
             </w:r>
           </w:p>
         </w:tc>
@@ -1759,7 +1892,7 @@
           </w:tcPr>
           <w:p>
             <w:r>
-              <w:t>0.907</w:t>
+              <w:t>0.894</w:t>
             </w:r>
           </w:p>
         </w:tc>
@@ -1769,7 +1902,7 @@
           </w:tcPr>
           <w:p>
             <w:r>
-              <w:t>0.857</w:t>
+              <w:t>0.852</w:t>
             </w:r>
           </w:p>
         </w:tc>
@@ -1779,7 +1912,7 @@
           </w:tcPr>
           <w:p>
             <w:r>
-              <w:t>0.831</w:t>
+              <w:t>0.826</w:t>
             </w:r>
           </w:p>
         </w:tc>
@@ -1801,7 +1934,7 @@
           </w:tcPr>
           <w:p>
             <w:r>
-              <w:t>880.0</w:t>
+              <w:t>875.0</w:t>
             </w:r>
           </w:p>
         </w:tc>
@@ -1811,7 +1944,7 @@
           </w:tcPr>
           <w:p>
             <w:r>
-              <w:t>627.0</w:t>
+              <w:t>633.0</w:t>
             </w:r>
           </w:p>
         </w:tc>
@@ -1821,7 +1954,7 @@
           </w:tcPr>
           <w:p>
             <w:r>
-              <w:t>201.0</w:t>
+              <w:t>195.0</w:t>
             </w:r>
           </w:p>
         </w:tc>
@@ -1831,7 +1964,7 @@
           </w:tcPr>
           <w:p>
             <w:r>
-              <w:t>92.0</w:t>
+              <w:t>97.0</w:t>
             </w:r>
           </w:p>
         </w:tc>
@@ -1841,7 +1974,7 @@
           </w:tcPr>
           <w:p>
             <w:r>
-              <w:t>0.905</w:t>
+              <w:t>0.9</w:t>
             </w:r>
           </w:p>
         </w:tc>
@@ -1851,7 +1984,7 @@
           </w:tcPr>
           <w:p>
             <w:r>
-              <w:t>0.757</w:t>
+              <w:t>0.764</w:t>
             </w:r>
           </w:p>
         </w:tc>
@@ -1861,7 +1994,7 @@
           </w:tcPr>
           <w:p>
             <w:r>
-              <w:t>0.814</w:t>
+              <w:t>0.818</w:t>
             </w:r>
           </w:p>
         </w:tc>
@@ -1871,7 +2004,7 @@
           </w:tcPr>
           <w:p>
             <w:r>
-              <w:t>0.872</w:t>
+              <w:t>0.867</w:t>
             </w:r>
           </w:p>
         </w:tc>
@@ -1882,6 +2015,118 @@
           <w:p>
             <w:r>
               <w:t>0.857</w:t>
+            </w:r>
+          </w:p>
+        </w:tc>
+        <w:tc>
+          <w:tcPr>
+            <w:tcW w:type="dxa" w:w="785"/>
+          </w:tcPr>
+          <w:p>
+            <w:r>
+              <w:t>0.838</w:t>
+            </w:r>
+          </w:p>
+        </w:tc>
+      </w:tr>
+      <w:tr>
+        <w:tc>
+          <w:tcPr>
+            <w:tcW w:type="dxa" w:w="785"/>
+          </w:tcPr>
+          <w:p>
+            <w:r>
+              <w:t>0.5</w:t>
+            </w:r>
+          </w:p>
+        </w:tc>
+        <w:tc>
+          <w:tcPr>
+            <w:tcW w:type="dxa" w:w="785"/>
+          </w:tcPr>
+          <w:p>
+            <w:r>
+              <w:t>826.0</w:t>
+            </w:r>
+          </w:p>
+        </w:tc>
+        <w:tc>
+          <w:tcPr>
+            <w:tcW w:type="dxa" w:w="785"/>
+          </w:tcPr>
+          <w:p>
+            <w:r>
+              <w:t>680.0</w:t>
+            </w:r>
+          </w:p>
+        </w:tc>
+        <w:tc>
+          <w:tcPr>
+            <w:tcW w:type="dxa" w:w="785"/>
+          </w:tcPr>
+          <w:p>
+            <w:r>
+              <w:t>148.0</w:t>
+            </w:r>
+          </w:p>
+        </w:tc>
+        <w:tc>
+          <w:tcPr>
+            <w:tcW w:type="dxa" w:w="785"/>
+          </w:tcPr>
+          <w:p>
+            <w:r>
+              <w:t>146.0</w:t>
+            </w:r>
+          </w:p>
+        </w:tc>
+        <w:tc>
+          <w:tcPr>
+            <w:tcW w:type="dxa" w:w="785"/>
+          </w:tcPr>
+          <w:p>
+            <w:r>
+              <w:t>0.85</w:t>
+            </w:r>
+          </w:p>
+        </w:tc>
+        <w:tc>
+          <w:tcPr>
+            <w:tcW w:type="dxa" w:w="785"/>
+          </w:tcPr>
+          <w:p>
+            <w:r>
+              <w:t>0.821</w:t>
+            </w:r>
+          </w:p>
+        </w:tc>
+        <w:tc>
+          <w:tcPr>
+            <w:tcW w:type="dxa" w:w="785"/>
+          </w:tcPr>
+          <w:p>
+            <w:r>
+              <w:t>0.848</w:t>
+            </w:r>
+          </w:p>
+        </w:tc>
+        <w:tc>
+          <w:tcPr>
+            <w:tcW w:type="dxa" w:w="785"/>
+          </w:tcPr>
+          <w:p>
+            <w:r>
+              <w:t>0.823</w:t>
+            </w:r>
+          </w:p>
+        </w:tc>
+        <w:tc>
+          <w:tcPr>
+            <w:tcW w:type="dxa" w:w="785"/>
+          </w:tcPr>
+          <w:p>
+            <w:r>
+              <w:t>0.849</w:t>
             </w:r>
           </w:p>
         </w:tc>
@@ -1903,118 +2148,6 @@
           </w:tcPr>
           <w:p>
             <w:r>
-              <w:t>0.5</w:t>
-            </w:r>
-          </w:p>
-        </w:tc>
-        <w:tc>
-          <w:tcPr>
-            <w:tcW w:type="dxa" w:w="785"/>
-          </w:tcPr>
-          <w:p>
-            <w:r>
-              <w:t>842.0</w:t>
-            </w:r>
-          </w:p>
-        </w:tc>
-        <w:tc>
-          <w:tcPr>
-            <w:tcW w:type="dxa" w:w="785"/>
-          </w:tcPr>
-          <w:p>
-            <w:r>
-              <w:t>675.0</w:t>
-            </w:r>
-          </w:p>
-        </w:tc>
-        <w:tc>
-          <w:tcPr>
-            <w:tcW w:type="dxa" w:w="785"/>
-          </w:tcPr>
-          <w:p>
-            <w:r>
-              <w:t>153.0</w:t>
-            </w:r>
-          </w:p>
-        </w:tc>
-        <w:tc>
-          <w:tcPr>
-            <w:tcW w:type="dxa" w:w="785"/>
-          </w:tcPr>
-          <w:p>
-            <w:r>
-              <w:t>130.0</w:t>
-            </w:r>
-          </w:p>
-        </w:tc>
-        <w:tc>
-          <w:tcPr>
-            <w:tcW w:type="dxa" w:w="785"/>
-          </w:tcPr>
-          <w:p>
-            <w:r>
-              <w:t>0.866</w:t>
-            </w:r>
-          </w:p>
-        </w:tc>
-        <w:tc>
-          <w:tcPr>
-            <w:tcW w:type="dxa" w:w="785"/>
-          </w:tcPr>
-          <w:p>
-            <w:r>
-              <w:t>0.815</w:t>
-            </w:r>
-          </w:p>
-        </w:tc>
-        <w:tc>
-          <w:tcPr>
-            <w:tcW w:type="dxa" w:w="785"/>
-          </w:tcPr>
-          <w:p>
-            <w:r>
-              <w:t>0.846</w:t>
-            </w:r>
-          </w:p>
-        </w:tc>
-        <w:tc>
-          <w:tcPr>
-            <w:tcW w:type="dxa" w:w="785"/>
-          </w:tcPr>
-          <w:p>
-            <w:r>
-              <w:t>0.839</w:t>
-            </w:r>
-          </w:p>
-        </w:tc>
-        <w:tc>
-          <w:tcPr>
-            <w:tcW w:type="dxa" w:w="785"/>
-          </w:tcPr>
-          <w:p>
-            <w:r>
-              <w:t>0.856</w:t>
-            </w:r>
-          </w:p>
-        </w:tc>
-        <w:tc>
-          <w:tcPr>
-            <w:tcW w:type="dxa" w:w="785"/>
-          </w:tcPr>
-          <w:p>
-            <w:r>
-              <w:t>0.843</w:t>
-            </w:r>
-          </w:p>
-        </w:tc>
-      </w:tr>
-      <w:tr>
-        <w:tc>
-          <w:tcPr>
-            <w:tcW w:type="dxa" w:w="785"/>
-          </w:tcPr>
-          <w:p>
-            <w:r>
               <w:t>0.6</w:t>
             </w:r>
           </w:p>
@@ -2025,7 +2158,7 @@
           </w:tcPr>
           <w:p>
             <w:r>
-              <w:t>806.0</w:t>
+              <w:t>782.0</w:t>
             </w:r>
           </w:p>
         </w:tc>
@@ -2035,7 +2168,7 @@
           </w:tcPr>
           <w:p>
             <w:r>
-              <w:t>710.0</w:t>
+              <w:t>715.0</w:t>
             </w:r>
           </w:p>
         </w:tc>
@@ -2045,7 +2178,7 @@
           </w:tcPr>
           <w:p>
             <w:r>
-              <w:t>118.0</w:t>
+              <w:t>113.0</w:t>
             </w:r>
           </w:p>
         </w:tc>
@@ -2055,7 +2188,7 @@
           </w:tcPr>
           <w:p>
             <w:r>
-              <w:t>166.0</w:t>
+              <w:t>190.0</w:t>
             </w:r>
           </w:p>
         </w:tc>
@@ -2065,7 +2198,7 @@
           </w:tcPr>
           <w:p>
             <w:r>
-              <w:t>0.829</w:t>
+              <w:t>0.805</w:t>
             </w:r>
           </w:p>
         </w:tc>
@@ -2075,7 +2208,7 @@
           </w:tcPr>
           <w:p>
             <w:r>
-              <w:t>0.857</w:t>
+              <w:t>0.864</w:t>
             </w:r>
           </w:p>
         </w:tc>
@@ -2085,7 +2218,7 @@
           </w:tcPr>
           <w:p>
             <w:r>
-              <w:t>0.872</w:t>
+              <w:t>0.874</w:t>
             </w:r>
           </w:p>
         </w:tc>
@@ -2095,7 +2228,7 @@
           </w:tcPr>
           <w:p>
             <w:r>
-              <w:t>0.811</w:t>
+              <w:t>0.79</w:t>
             </w:r>
           </w:p>
         </w:tc>
@@ -2105,7 +2238,7 @@
           </w:tcPr>
           <w:p>
             <w:r>
-              <w:t>0.85</w:t>
+              <w:t>0.838</w:t>
             </w:r>
           </w:p>
         </w:tc>
@@ -2115,7 +2248,7 @@
           </w:tcPr>
           <w:p>
             <w:r>
-              <w:t>0.842</w:t>
+              <w:t>0.832</w:t>
             </w:r>
           </w:p>
         </w:tc>
@@ -2137,7 +2270,7 @@
           </w:tcPr>
           <w:p>
             <w:r>
-              <w:t>745.0</w:t>
+              <w:t>728.0</w:t>
             </w:r>
           </w:p>
         </w:tc>
@@ -2147,7 +2280,7 @@
           </w:tcPr>
           <w:p>
             <w:r>
-              <w:t>743.0</w:t>
+              <w:t>753.0</w:t>
             </w:r>
           </w:p>
         </w:tc>
@@ -2157,7 +2290,7 @@
           </w:tcPr>
           <w:p>
             <w:r>
-              <w:t>85.0</w:t>
+              <w:t>75.0</w:t>
             </w:r>
           </w:p>
         </w:tc>
@@ -2167,7 +2300,7 @@
           </w:tcPr>
           <w:p>
             <w:r>
-              <w:t>227.0</w:t>
+              <w:t>244.0</w:t>
             </w:r>
           </w:p>
         </w:tc>
@@ -2177,7 +2310,7 @@
           </w:tcPr>
           <w:p>
             <w:r>
-              <w:t>0.766</w:t>
+              <w:t>0.749</w:t>
             </w:r>
           </w:p>
         </w:tc>
@@ -2187,7 +2320,7 @@
           </w:tcPr>
           <w:p>
             <w:r>
-              <w:t>0.897</w:t>
+              <w:t>0.909</w:t>
             </w:r>
           </w:p>
         </w:tc>
@@ -2197,7 +2330,7 @@
           </w:tcPr>
           <w:p>
             <w:r>
-              <w:t>0.898</w:t>
+              <w:t>0.907</w:t>
             </w:r>
           </w:p>
         </w:tc>
@@ -2207,7 +2340,7 @@
           </w:tcPr>
           <w:p>
             <w:r>
-              <w:t>0.766</w:t>
+              <w:t>0.755</w:t>
             </w:r>
           </w:p>
         </w:tc>
@@ -2217,7 +2350,7 @@
           </w:tcPr>
           <w:p>
             <w:r>
-              <w:t>0.827</w:t>
+              <w:t>0.82</w:t>
             </w:r>
           </w:p>
         </w:tc>
@@ -2227,7 +2360,7 @@
           </w:tcPr>
           <w:p>
             <w:r>
-              <w:t>0.827</w:t>
+              <w:t>0.823</w:t>
             </w:r>
           </w:p>
         </w:tc>
@@ -2249,7 +2382,7 @@
           </w:tcPr>
           <w:p>
             <w:r>
-              <w:t>665.0</w:t>
+              <w:t>637.0</w:t>
             </w:r>
           </w:p>
         </w:tc>
@@ -2259,7 +2392,7 @@
           </w:tcPr>
           <w:p>
             <w:r>
-              <w:t>777.0</w:t>
+              <w:t>783.0</w:t>
             </w:r>
           </w:p>
         </w:tc>
@@ -2269,7 +2402,7 @@
           </w:tcPr>
           <w:p>
             <w:r>
-              <w:t>51.0</w:t>
+              <w:t>45.0</w:t>
             </w:r>
           </w:p>
         </w:tc>
@@ -2279,7 +2412,7 @@
           </w:tcPr>
           <w:p>
             <w:r>
-              <w:t>307.0</w:t>
+              <w:t>335.0</w:t>
             </w:r>
           </w:p>
         </w:tc>
@@ -2289,7 +2422,7 @@
           </w:tcPr>
           <w:p>
             <w:r>
-              <w:t>0.684</w:t>
+              <w:t>0.655</w:t>
             </w:r>
           </w:p>
         </w:tc>
@@ -2299,7 +2432,7 @@
           </w:tcPr>
           <w:p>
             <w:r>
-              <w:t>0.938</w:t>
+              <w:t>0.946</w:t>
             </w:r>
           </w:p>
         </w:tc>
@@ -2309,7 +2442,7 @@
           </w:tcPr>
           <w:p>
             <w:r>
-              <w:t>0.929</w:t>
+              <w:t>0.934</w:t>
             </w:r>
           </w:p>
         </w:tc>
@@ -2319,7 +2452,7 @@
           </w:tcPr>
           <w:p>
             <w:r>
-              <w:t>0.717</w:t>
+              <w:t>0.7</w:t>
             </w:r>
           </w:p>
         </w:tc>
@@ -2329,7 +2462,7 @@
           </w:tcPr>
           <w:p>
             <w:r>
-              <w:t>0.788</w:t>
+              <w:t>0.77</w:t>
             </w:r>
           </w:p>
         </w:tc>
@@ -2339,7 +2472,7 @@
           </w:tcPr>
           <w:p>
             <w:r>
-              <w:t>0.801</w:t>
+              <w:t>0.789</w:t>
             </w:r>
           </w:p>
         </w:tc>
@@ -2361,7 +2494,7 @@
           </w:tcPr>
           <w:p>
             <w:r>
-              <w:t>489.0</w:t>
+              <w:t>503.0</w:t>
             </w:r>
           </w:p>
         </w:tc>
@@ -2371,7 +2504,7 @@
           </w:tcPr>
           <w:p>
             <w:r>
-              <w:t>812.0</w:t>
+              <w:t>814.0</w:t>
             </w:r>
           </w:p>
         </w:tc>
@@ -2381,7 +2514,7 @@
           </w:tcPr>
           <w:p>
             <w:r>
-              <w:t>16.0</w:t>
+              <w:t>14.0</w:t>
             </w:r>
           </w:p>
         </w:tc>
@@ -2391,7 +2524,7 @@
           </w:tcPr>
           <w:p>
             <w:r>
-              <w:t>483.0</w:t>
+              <w:t>469.0</w:t>
             </w:r>
           </w:p>
         </w:tc>
@@ -2401,7 +2534,7 @@
           </w:tcPr>
           <w:p>
             <w:r>
-              <w:t>0.503</w:t>
+              <w:t>0.517</w:t>
             </w:r>
           </w:p>
         </w:tc>
@@ -2411,7 +2544,7 @@
           </w:tcPr>
           <w:p>
             <w:r>
-              <w:t>0.981</w:t>
+              <w:t>0.983</w:t>
             </w:r>
           </w:p>
         </w:tc>
@@ -2421,7 +2554,7 @@
           </w:tcPr>
           <w:p>
             <w:r>
-              <w:t>0.968</w:t>
+              <w:t>0.973</w:t>
             </w:r>
           </w:p>
         </w:tc>
@@ -2431,7 +2564,7 @@
           </w:tcPr>
           <w:p>
             <w:r>
-              <w:t>0.627</w:t>
+              <w:t>0.634</w:t>
             </w:r>
           </w:p>
         </w:tc>
@@ -2441,7 +2574,7 @@
           </w:tcPr>
           <w:p>
             <w:r>
-              <w:t>0.662</w:t>
+              <w:t>0.676</w:t>
             </w:r>
           </w:p>
         </w:tc>
@@ -2451,7 +2584,7 @@
           </w:tcPr>
           <w:p>
             <w:r>
-              <w:t>0.723</w:t>
+              <w:t>0.732</w:t>
             </w:r>
           </w:p>
         </w:tc>
@@ -2513,7 +2646,7 @@
       <w:r>
         <w:drawing>
           <wp:inline xmlns:a="http://schemas.openxmlformats.org/drawingml/2006/main" xmlns:pic="http://schemas.openxmlformats.org/drawingml/2006/picture">
-            <wp:extent cx="5486400" cy="3618149"/>
+            <wp:extent cx="5486400" cy="3557847"/>
             <wp:docPr id="3" name="Picture 3"/>
             <wp:cNvGraphicFramePr>
               <a:graphicFrameLocks noChangeAspect="1"/>
@@ -2534,7 +2667,7 @@
                   <pic:spPr>
                     <a:xfrm>
                       <a:off x="0" y="0"/>
-                      <a:ext cx="5486400" cy="3618149"/>
+                      <a:ext cx="5486400" cy="3557847"/>
                     </a:xfrm>
                     <a:prstGeom prst="rect"/>
                   </pic:spPr>
